--- a/documents/docx/Forumla bağlı kitaba annotasiya.docx
+++ b/documents/docx/Forumla bağlı kitaba annotasiya.docx
@@ -255,6 +255,10 @@
     <w:p>
       <w:pPr>
         <w:jc w:val="both"/>
+        <w:rPr>
+          <w:b/>
+          <w:bCs/>
+        </w:rPr>
       </w:pPr>
     </w:p>
     <w:p>
